--- a/Evolution/chapters/03 - How Could Life Have Started - Clay Vents RNA and Protocells.docx
+++ b/Evolution/chapters/03 - How Could Life Have Started - Clay Vents RNA and Protocells.docx
@@ -14,7 +14,7 @@
     </w:p>
     <w:p>
       <w:pPr>
-        <w:pStyle w:val="Heading1"/>
+        <w:pStyle w:val="ChapterLabel"/>
         <w:ind w:left="0" w:right="0" w:firstLine="0"/>
         <w:jc w:val="center"/>
       </w:pPr>
@@ -34,7 +34,7 @@
     </w:p>
     <w:p>
       <w:pPr>
-        <w:pStyle w:val="Heading1"/>
+        <w:pStyle w:val="Heading2"/>
         <w:ind w:left="0" w:right="0" w:firstLine="0"/>
         <w:jc w:val="center"/>
       </w:pPr>
@@ -100,23 +100,9 @@
         <w:br/>
         <w:t>That is the origin-of-life problem, in one sentence.</w:t>
       </w:r>
-    </w:p>
-    <w:p>
-      <w:pPr>
-        <w:pStyle w:val="Heading1"/>
-        <w:ind w:left="0" w:right="0" w:firstLine="0"/>
-        <w:jc w:val="center"/>
-      </w:pPr>
       <w:r>
-        <w:t>There Was No Tiny First Cell</w:t>
-      </w:r>
-    </w:p>
-    <w:p>
-      <w:pPr>
-        <w:ind w:left="0" w:right="0" w:firstLine="0"/>
-        <w:jc w:val="center"/>
-      </w:pPr>
-      <w:r>
+        <w:br/>
+        <w:br/>
         <w:t>One useful thing to unlearn: the first living thing was not a miniature modern bacterium.</w:t>
       </w:r>
       <w:r>
@@ -153,15 +139,20 @@
         <w:br/>
         <w:t>It only needs to be a plausible bridge to Darwinian evolution, where useful traits get copied more than useless ones.</w:t>
       </w:r>
+      <w:r>
+        <w:br/>
+        <w:br/>
+        <w:t>In the lab, the biochemist Jack Szostak and his colleagues have built bubbles like this from simple fatty acids, and watched them grow by absorbing more fat and split in two under gentle stirring.</w:t>
+      </w:r>
     </w:p>
     <w:p>
       <w:pPr>
-        <w:pStyle w:val="Heading1"/>
+        <w:pStyle w:val="Heading2"/>
         <w:ind w:left="0" w:right="0" w:firstLine="0"/>
         <w:jc w:val="center"/>
       </w:pPr>
       <w:r>
-        <w:t>The RNA World Is Not the Only Game</w:t>
+        <w:t>The RNA World and Its Gaps</w:t>
       </w:r>
     </w:p>
     <w:p>
@@ -219,17 +210,106 @@
       <w:r>
         <w:br/>
         <w:br/>
-        <w:t>Other origin-of-life ideas attack these same problems from different angles.</w:t>
+        <w:t>Copying is the sharpest of those gaps.</w:t>
+      </w:r>
+      <w:r>
+        <w:br/>
+        <w:br/>
+        <w:t>A primitive RNA molecule needs a way to build a new one from itself as a template.</w:t>
+      </w:r>
+      <w:r>
+        <w:br/>
+        <w:br/>
+        <w:t>Modern biology handles this with sophisticated enzymes.</w:t>
+      </w:r>
+      <w:r>
+        <w:br/>
+        <w:br/>
+        <w:t>The prebiotic world, the chemistry that existed before life did, had none of those yet.</w:t>
+      </w:r>
+      <w:r>
+        <w:br/>
+        <w:br/>
+        <w:t xml:space="preserve">Researchers have made progress with enzyme-free copying and with </w:t>
+      </w:r>
+      <w:r>
+        <w:rPr>
+          <w:b/>
+        </w:rPr>
+        <w:t>ribozymes</w:t>
+      </w:r>
+      <w:r>
+        <w:t>, RNA molecules that act like enzymes.</w:t>
+      </w:r>
+      <w:r>
+        <w:br/>
+        <w:br/>
+        <w:t>But building a robust, general, self-copying system under realistic conditions remains a major open challenge.</w:t>
+      </w:r>
+      <w:r>
+        <w:br/>
+        <w:br/>
+        <w:t>Suppose you finally have a molecule that copies itself and it works.</w:t>
+      </w:r>
+      <w:r>
+        <w:br/>
+        <w:br/>
+        <w:t>But evolution immediately hands you a new problem.</w:t>
+      </w:r>
+      <w:r>
+        <w:br/>
+        <w:br/>
+        <w:t>What if a shorter molecule gets copied by the machinery the original built, without doing any of the work?</w:t>
+      </w:r>
+      <w:r>
+        <w:br/>
+        <w:br/>
+        <w:t>That is a molecular parasite.</w:t>
+      </w:r>
+      <w:r>
+        <w:br/>
+        <w:br/>
+        <w:t>In the 1960s, the biologist Sol Spiegelman watched exactly this happen in a test tube.</w:t>
+      </w:r>
+      <w:r>
+        <w:br/>
+        <w:br/>
+        <w:t>He gave a viral RNA molecule the enzyme that copies it, and kept transferring a sample into fresh tubes.</w:t>
+      </w:r>
+      <w:r>
+        <w:br/>
+        <w:br/>
+        <w:t>Within about seventy-four rounds, the RNA had shrunk from roughly 4,500 letters to around 220, because short versions got copied faster.</w:t>
+      </w:r>
+      <w:r>
+        <w:br/>
+        <w:br/>
+        <w:t>It had thrown away everything except what the copying enzyme needed to grab it.</w:t>
+      </w:r>
+      <w:r>
+        <w:br/>
+        <w:br/>
+        <w:t>Evolution rewards whatever reproduces the most, full stop.</w:t>
+      </w:r>
+      <w:r>
+        <w:br/>
+        <w:br/>
+        <w:t>Keeping molecules together in a compartment can help, by separating cooperators from competitors.</w:t>
+      </w:r>
+      <w:r>
+        <w:br/>
+        <w:br/>
+        <w:t>So a membrane may matter not just as a container, but as what makes cooperation possible.</w:t>
       </w:r>
     </w:p>
     <w:p>
       <w:pPr>
-        <w:pStyle w:val="Heading1"/>
+        <w:pStyle w:val="Heading2"/>
         <w:ind w:left="0" w:right="0" w:firstLine="0"/>
         <w:jc w:val="center"/>
       </w:pPr>
       <w:r>
-        <w:t>Clay: Could the Earth Have Been the Chemist?</w:t>
+        <w:t>Could the Earth Have Been the Chemist?</w:t>
       </w:r>
     </w:p>
     <w:p>
@@ -238,12 +318,7 @@
         <w:jc w:val="center"/>
       </w:pPr>
       <w:r>
-        <w:t>Picture a lump of ordinary clay.</w:t>
-      </w:r>
-      <w:r>
-        <w:br/>
-        <w:br/>
-        <w:t>It looks about as lifeless as anything could look.</w:t>
+        <w:t>Ordinary clay looks about as lifeless as anything could look.</w:t>
       </w:r>
       <w:r>
         <w:br/>
@@ -265,23 +340,9 @@
         <w:br/>
         <w:t>That raises a possibility: maybe early life did not begin in a warm soup, and the rocks helped organize it instead.</w:t>
       </w:r>
-    </w:p>
-    <w:p>
-      <w:pPr>
-        <w:pStyle w:val="Heading1"/>
-        <w:ind w:left="0" w:right="0" w:firstLine="0"/>
-        <w:jc w:val="center"/>
-      </w:pPr>
       <w:r>
-        <w:t>Montmorillonite Gets Interesting</w:t>
-      </w:r>
-    </w:p>
-    <w:p>
-      <w:pPr>
-        <w:ind w:left="0" w:right="0" w:firstLine="0"/>
-        <w:jc w:val="center"/>
-      </w:pPr>
-      <w:r>
+        <w:br/>
+        <w:br/>
         <w:t xml:space="preserve">One clay mineral has drawn attention: </w:t>
       </w:r>
       <w:r>
@@ -301,22 +362,87 @@
       <w:r>
         <w:br/>
         <w:br/>
+        <w:t>In the 1990s, the chemist James Ferris and his colleagues used it to grow chains around fifty links long, starting from activated single nucleotides.</w:t>
+      </w:r>
+      <w:r>
+        <w:br/>
+        <w:br/>
         <w:t>Instead of scattered nucleotides bumping into each other by chance across an ocean, the mineral gives them a place to gather.</w:t>
       </w:r>
       <w:r>
         <w:br/>
         <w:br/>
         <w:t>“Clay can help build RNA-like chains” has real support, but “clay created life” remains a far bigger, wide-open claim.</w:t>
+      </w:r>
+      <w:r>
+        <w:br/>
+        <w:br/>
+        <w:t>But suppose clay really does help build long molecules.</w:t>
+      </w:r>
+      <w:r>
+        <w:br/>
+        <w:br/>
+        <w:t>Now what?</w:t>
+      </w:r>
+      <w:r>
+        <w:br/>
+        <w:br/>
+        <w:t>A working genetic system needs more than random long molecules.</w:t>
+      </w:r>
+      <w:r>
+        <w:br/>
+        <w:br/>
+        <w:t>It needs information, copying, variation, and a way to stay together instead of drifting apart.</w:t>
+      </w:r>
+      <w:r>
+        <w:br/>
+        <w:br/>
+        <w:t>A mineral surface can organize chemistry, but a surface is not a living, reproducing thing.</w:t>
+      </w:r>
+      <w:r>
+        <w:br/>
+        <w:br/>
+        <w:t>Ask how that chemistry becomes Darwinian, and the same old difficulty returns.</w:t>
+      </w:r>
+      <w:r>
+        <w:br/>
+        <w:br/>
+        <w:t>Some ideas focus on crystals and their repeating structures.</w:t>
+      </w:r>
+      <w:r>
+        <w:br/>
+        <w:br/>
+        <w:t>A crystal can grow, develop small flaws, and copy those flaws as it grows.</w:t>
+      </w:r>
+      <w:r>
+        <w:br/>
+        <w:br/>
+        <w:t>Maybe mineral structures once acted like early information carriers.</w:t>
+      </w:r>
+      <w:r>
+        <w:br/>
+        <w:br/>
+        <w:t>Crystals naturally make ordered patterns, but heredity, passing traits to the next generation, needs something far more flexible than a repeating lattice.</w:t>
+      </w:r>
+      <w:r>
+        <w:br/>
+        <w:br/>
+        <w:t>Life needs variation that can be copied accurately, while still leaving room for evolution.</w:t>
+      </w:r>
+      <w:r>
+        <w:br/>
+        <w:br/>
+        <w:t>A beautiful pattern is not the same thing as a genome, an organism's genetic instructions.</w:t>
       </w:r>
     </w:p>
     <w:p>
       <w:pPr>
-        <w:pStyle w:val="Heading1"/>
+        <w:pStyle w:val="Heading2"/>
         <w:ind w:left="0" w:right="0" w:firstLine="0"/>
         <w:jc w:val="center"/>
       </w:pPr>
       <w:r>
-        <w:t>Clay Has a Problem</w:t>
+        <w:t>Life From the Deep</w:t>
       </w:r>
     </w:p>
     <w:p>
@@ -325,47 +451,153 @@
         <w:jc w:val="center"/>
       </w:pPr>
       <w:r>
-        <w:t>Suppose clay really does help build long molecules.</w:t>
+        <w:rPr>
+          <w:b/>
+        </w:rPr>
+        <w:t>Hydrothermal vents</w:t>
       </w:r>
       <w:r>
-        <w:br/>
-        <w:br/>
-        <w:t>Good news.</w:t>
+        <w:t xml:space="preserve"> are cracks in the seabed where water meets and reacts with hot rock.</w:t>
       </w:r>
       <w:r>
         <w:br/>
         <w:br/>
-        <w:t>Now what?</w:t>
+        <w:t>Some vents supply hydrogen, carbon dioxide, minerals, and chemical gradients.</w:t>
       </w:r>
       <w:r>
         <w:br/>
         <w:br/>
-        <w:t>A working genetic system needs more than random long molecules.</w:t>
+        <w:t>Certain modern microbes run on reactions between hydrogen and carbon dioxide that resemble vent geochemistry.</w:t>
       </w:r>
       <w:r>
         <w:br/>
         <w:br/>
-        <w:t>It needs information, copying, variation, and a way to stay together instead of drifting apart.</w:t>
+        <w:t>In 2000, researchers found a field of pale chimneys on the mid-Atlantic seafloor, some as tall as an eighteen-story building, built by warm, alkaline fluid rather than scalding black smoke.</w:t>
       </w:r>
       <w:r>
         <w:br/>
         <w:br/>
-        <w:t>A mineral surface can organize chemistry, but a surface is not a living, reproducing thing.</w:t>
+        <w:t>They named it the Lost City, and it became the model for a whole family of origin-of-life ideas.</w:t>
       </w:r>
       <w:r>
         <w:br/>
         <w:br/>
-        <w:t>Ask how that chemistry becomes Darwinian, and the same old difficulty returns.</w:t>
+        <w:t>A vent can provide a natural chemical gradient, a difference in chemistry between two nearby places.</w:t>
+      </w:r>
+      <w:r>
+        <w:br/>
+        <w:br/>
+        <w:t>Think of a battery: it works because of a chemical difference between its two ends.</w:t>
+      </w:r>
+      <w:r>
+        <w:br/>
+        <w:br/>
+        <w:t>A vent creates something similar, on a geological scale.</w:t>
+      </w:r>
+      <w:r>
+        <w:br/>
+        <w:br/>
+        <w:t>Temperature, acidity, and chemistry can differ sharply across a distance smaller than your hand.</w:t>
+      </w:r>
+      <w:r>
+        <w:br/>
+        <w:br/>
+        <w:t>And life is very good at exploiting exactly this kind of difference.</w:t>
+      </w:r>
+      <w:r>
+        <w:br/>
+        <w:br/>
+        <w:t>Hot environments can build molecules and destroy them at the same time.</w:t>
+      </w:r>
+      <w:r>
+        <w:br/>
+        <w:br/>
+        <w:t>Some vent settings are so hot that complex molecules fall apart almost as fast as they form.</w:t>
+      </w:r>
+      <w:r>
+        <w:br/>
+        <w:br/>
+        <w:t>So different ideas now focus on different vents, including cooler, less acidic ones.</w:t>
+      </w:r>
+      <w:r>
+        <w:br/>
+        <w:br/>
+        <w:t>The key point: “hydrothermal vents” is not one laboratory.</w:t>
+      </w:r>
+      <w:r>
+        <w:br/>
+        <w:br/>
+        <w:t>It is a huge family of environments, with different temperatures, minerals, and chemistry.</w:t>
+      </w:r>
+      <w:r>
+        <w:br/>
+        <w:br/>
+        <w:t>Vents are not the only energy source on offer.</w:t>
+      </w:r>
+      <w:r>
+        <w:br/>
+        <w:br/>
+        <w:t>Sunlight could have driven early chemistry too.</w:t>
+      </w:r>
+      <w:r>
+        <w:br/>
+        <w:br/>
+        <w:t>Even wet-dry cycles, puddles that dry out and refill, can drive reactions by concentrating and diluting molecules.</w:t>
+      </w:r>
+      <w:r>
+        <w:br/>
+        <w:br/>
+        <w:t>There is no single accepted energy source here.</w:t>
+      </w:r>
+      <w:r>
+        <w:br/>
+        <w:br/>
+        <w:t>Different scenarios lean on different environments.</w:t>
+      </w:r>
+      <w:r>
+        <w:br/>
+        <w:br/>
+        <w:t>Imagine dropping one teaspoon of sugar into the Pacific Ocean, the largest ocean on Earth.</w:t>
+      </w:r>
+      <w:r>
+        <w:br/>
+        <w:br/>
+        <w:t>Good luck ever finding it again.</w:t>
+      </w:r>
+      <w:r>
+        <w:br/>
+        <w:br/>
+        <w:t>Prebiotic chemistry runs into a similar problem.</w:t>
+      </w:r>
+      <w:r>
+        <w:br/>
+        <w:br/>
+        <w:t>Many useful reactions only happen at high enough concentrations.</w:t>
+      </w:r>
+      <w:r>
+        <w:br/>
+        <w:br/>
+        <w:t>The early Earth was probably not one giant warm pond with exactly the right ingredients in the right amounts.</w:t>
+      </w:r>
+      <w:r>
+        <w:br/>
+        <w:br/>
+        <w:t>So researchers look for environments that concentrate molecules: mineral surfaces, tiny rock pores, ice, evaporating pools, wet-dry cycles, hydrothermal structures.</w:t>
+      </w:r>
+      <w:r>
+        <w:br/>
+        <w:br/>
+        <w:t>The environment itself may have been part of the chemistry.</w:t>
       </w:r>
     </w:p>
     <w:p>
       <w:pPr>
-        <w:pStyle w:val="Heading1"/>
+        <w:pStyle w:val="Heading2"/>
         <w:ind w:left="0" w:right="0" w:firstLine="0"/>
         <w:jc w:val="center"/>
       </w:pPr>
       <w:r>
-        <w:t>Crystals and the Information Problem</w:t>
+        <w:t>Metabolism, Peptides, or Membranes First?</w:t>
       </w:r>
     </w:p>
     <w:p>
@@ -374,178 +606,6 @@
         <w:jc w:val="center"/>
       </w:pPr>
       <w:r>
-        <w:t>Some ideas focus on crystals and their repeating structures.</w:t>
-      </w:r>
-      <w:r>
-        <w:br/>
-        <w:br/>
-        <w:t>A crystal can grow, develop small flaws, and copy those flaws as it grows.</w:t>
-      </w:r>
-      <w:r>
-        <w:br/>
-        <w:br/>
-        <w:t>Maybe mineral structures once acted like early information carriers.</w:t>
-      </w:r>
-      <w:r>
-        <w:br/>
-        <w:br/>
-        <w:t>Crystals naturally make ordered patterns, but heredity, passing traits to the next generation, needs something far more flexible than a repeating lattice.</w:t>
-      </w:r>
-      <w:r>
-        <w:br/>
-        <w:br/>
-        <w:t>Life needs variation that can be copied accurately, while still leaving room for evolution.</w:t>
-      </w:r>
-      <w:r>
-        <w:br/>
-        <w:br/>
-        <w:t>A beautiful pattern is not the same thing as a genome, an organism's genetic instructions.</w:t>
-      </w:r>
-    </w:p>
-    <w:p>
-      <w:pPr>
-        <w:pStyle w:val="Heading1"/>
-        <w:ind w:left="0" w:right="0" w:firstLine="0"/>
-        <w:jc w:val="center"/>
-      </w:pPr>
-      <w:r>
-        <w:t>Hydrothermal Vents: Life From the Deep</w:t>
-      </w:r>
-    </w:p>
-    <w:p>
-      <w:pPr>
-        <w:ind w:left="0" w:right="0" w:firstLine="0"/>
-        <w:jc w:val="center"/>
-      </w:pPr>
-      <w:r>
-        <w:t>Another idea moves the action to the ocean floor.</w:t>
-      </w:r>
-      <w:r>
-        <w:rPr>
-          <w:b/>
-        </w:rPr>
-        <w:br/>
-        <w:br/>
-        <w:t>Hydrothermal vents</w:t>
-      </w:r>
-      <w:r>
-        <w:t xml:space="preserve"> are cracks in the seabed where water meets and reacts with hot rock.</w:t>
-      </w:r>
-      <w:r>
-        <w:br/>
-        <w:br/>
-        <w:t>Some vents supply hydrogen, carbon dioxide, minerals, and chemical gradients.</w:t>
-      </w:r>
-      <w:r>
-        <w:br/>
-        <w:br/>
-        <w:t>Certain modern microbes run on reactions between hydrogen and carbon dioxide that resemble vent geochemistry.</w:t>
-      </w:r>
-    </w:p>
-    <w:p>
-      <w:pPr>
-        <w:pStyle w:val="Heading1"/>
-        <w:ind w:left="0" w:right="0" w:firstLine="0"/>
-        <w:jc w:val="center"/>
-      </w:pPr>
-      <w:r>
-        <w:t>The Vent Has an Energy Advantage</w:t>
-      </w:r>
-    </w:p>
-    <w:p>
-      <w:pPr>
-        <w:ind w:left="0" w:right="0" w:firstLine="0"/>
-        <w:jc w:val="center"/>
-      </w:pPr>
-      <w:r>
-        <w:t>Life needs a steady supply of energy.</w:t>
-      </w:r>
-      <w:r>
-        <w:br/>
-        <w:br/>
-        <w:t>A vent can provide a natural chemical gradient, a difference in chemistry between two nearby places.</w:t>
-      </w:r>
-      <w:r>
-        <w:br/>
-        <w:br/>
-        <w:t>Think of a battery: it works because of a chemical difference between its two ends.</w:t>
-      </w:r>
-      <w:r>
-        <w:br/>
-        <w:br/>
-        <w:t>A vent creates something similar, on a geological scale.</w:t>
-      </w:r>
-      <w:r>
-        <w:br/>
-        <w:br/>
-        <w:t>Temperature, acidity, and chemistry can differ sharply across a distance smaller than your hand.</w:t>
-      </w:r>
-      <w:r>
-        <w:br/>
-        <w:br/>
-        <w:t>And life is very good at exploiting exactly this kind of difference.</w:t>
-      </w:r>
-    </w:p>
-    <w:p>
-      <w:pPr>
-        <w:pStyle w:val="Heading1"/>
-        <w:ind w:left="0" w:right="0" w:firstLine="0"/>
-        <w:jc w:val="center"/>
-      </w:pPr>
-      <w:r>
-        <w:t>But the Vent Has a Problem Too</w:t>
-      </w:r>
-    </w:p>
-    <w:p>
-      <w:pPr>
-        <w:ind w:left="0" w:right="0" w:firstLine="0"/>
-        <w:jc w:val="center"/>
-      </w:pPr>
-      <w:r>
-        <w:t>Hot environments can build molecules and destroy them at the same time.</w:t>
-      </w:r>
-      <w:r>
-        <w:br/>
-        <w:br/>
-        <w:t>Some vent settings are so hot that complex molecules fall apart almost as fast as they form.</w:t>
-      </w:r>
-      <w:r>
-        <w:br/>
-        <w:br/>
-        <w:t>So different ideas now focus on different vents, including cooler, less acidic ones.</w:t>
-      </w:r>
-      <w:r>
-        <w:br/>
-        <w:br/>
-        <w:t>The key point: “hydrothermal vents” is not one laboratory.</w:t>
-      </w:r>
-      <w:r>
-        <w:br/>
-        <w:br/>
-        <w:t>It is a huge family of environments, with different temperatures, minerals, and chemistry.</w:t>
-      </w:r>
-    </w:p>
-    <w:p>
-      <w:pPr>
-        <w:pStyle w:val="Heading1"/>
-        <w:ind w:left="0" w:right="0" w:firstLine="0"/>
-        <w:jc w:val="center"/>
-      </w:pPr>
-      <w:r>
-        <w:t>Metabolism First</w:t>
-      </w:r>
-    </w:p>
-    <w:p>
-      <w:pPr>
-        <w:ind w:left="0" w:right="0" w:firstLine="0"/>
-        <w:jc w:val="center"/>
-      </w:pPr>
-      <w:r>
-        <w:t>What if genetics was not the first thing to appear?</w:t>
-      </w:r>
-      <w:r>
-        <w:br/>
-        <w:br/>
         <w:t>Maybe life began as a network of reactions that could capture energy and build useful molecules.</w:t>
       </w:r>
       <w:r>
@@ -582,23 +642,9 @@
       <w:r>
         <w:t xml:space="preserve"> approach.</w:t>
       </w:r>
-    </w:p>
-    <w:p>
-      <w:pPr>
-        <w:pStyle w:val="Heading1"/>
-        <w:ind w:left="0" w:right="0" w:firstLine="0"/>
-        <w:jc w:val="center"/>
-      </w:pPr>
       <w:r>
-        <w:t>The Problem With Metabolism First</w:t>
-      </w:r>
-    </w:p>
-    <w:p>
-      <w:pPr>
-        <w:ind w:left="0" w:right="0" w:firstLine="0"/>
-        <w:jc w:val="center"/>
-      </w:pPr>
-      <w:r>
+        <w:br/>
+        <w:br/>
         <w:t>A chemical network that sustains itself is impressive, but how does it evolve?</w:t>
       </w:r>
       <w:r>
@@ -626,23 +672,9 @@
         <w:br/>
         <w:t>So metabolism and heredity may need to link up, and that link is one of the hardest steps.</w:t>
       </w:r>
-    </w:p>
-    <w:p>
-      <w:pPr>
-        <w:pStyle w:val="Heading1"/>
-        <w:ind w:left="0" w:right="0" w:firstLine="0"/>
-        <w:jc w:val="center"/>
-      </w:pPr>
       <w:r>
-        <w:t>Peptide or Protein First?</w:t>
-      </w:r>
-    </w:p>
-    <w:p>
-      <w:pPr>
-        <w:ind w:left="0" w:right="0" w:firstLine="0"/>
-        <w:jc w:val="center"/>
-      </w:pPr>
-      <w:r>
+        <w:br/>
+        <w:br/>
         <w:t>Proteins are extraordinary catalysts, substances that speed up reactions without being used up.</w:t>
       </w:r>
       <w:r>
@@ -675,23 +707,9 @@
         <w:br/>
         <w:t>So this story still has to explain how useful peptides appeared before that machinery existed.</w:t>
       </w:r>
-    </w:p>
-    <w:p>
-      <w:pPr>
-        <w:pStyle w:val="Heading1"/>
-        <w:ind w:left="0" w:right="0" w:firstLine="0"/>
-        <w:jc w:val="center"/>
-      </w:pPr>
       <w:r>
-        <w:t>Lipids First?</w:t>
-      </w:r>
-    </w:p>
-    <w:p>
-      <w:pPr>
-        <w:ind w:left="0" w:right="0" w:firstLine="0"/>
-        <w:jc w:val="center"/>
-      </w:pPr>
-      <w:r>
+        <w:br/>
+        <w:br/>
         <w:t>Maybe the first important step was not heredity at all.</w:t>
       </w:r>
       <w:r>
@@ -728,23 +746,9 @@
         <w:br/>
         <w:t>It has to let useful molecules in, keep them from leaking out, grow, and eventually split.</w:t>
       </w:r>
-    </w:p>
-    <w:p>
-      <w:pPr>
-        <w:pStyle w:val="Heading1"/>
-        <w:ind w:left="0" w:right="0" w:firstLine="0"/>
-        <w:jc w:val="center"/>
-      </w:pPr>
       <w:r>
-        <w:t>The Membrane Paradox</w:t>
-      </w:r>
-    </w:p>
-    <w:p>
-      <w:pPr>
-        <w:ind w:left="0" w:right="0" w:firstLine="0"/>
-        <w:jc w:val="center"/>
-      </w:pPr>
-      <w:r>
+        <w:br/>
+        <w:br/>
         <w:t>A good modern cell membrane is an excellent barrier.</w:t>
       </w:r>
       <w:r>
@@ -772,23 +776,9 @@
         <w:br/>
         <w:t>Researchers have made progress on pieces of this, but the full jump to a self-reproducing protocell is still unsolved.</w:t>
       </w:r>
-    </w:p>
-    <w:p>
-      <w:pPr>
-        <w:pStyle w:val="Heading1"/>
-        <w:ind w:left="0" w:right="0" w:firstLine="0"/>
-        <w:jc w:val="center"/>
-      </w:pPr>
       <w:r>
-        <w:t>And Then the Membrane Has to Divide</w:t>
-      </w:r>
-    </w:p>
-    <w:p>
-      <w:pPr>
-        <w:ind w:left="0" w:right="0" w:firstLine="0"/>
-        <w:jc w:val="center"/>
-      </w:pPr>
-      <w:r>
+        <w:br/>
+        <w:br/>
         <w:t>Say you have finally built a vesicle.</w:t>
       </w:r>
       <w:r>
@@ -819,12 +809,12 @@
     </w:p>
     <w:p>
       <w:pPr>
-        <w:pStyle w:val="Heading1"/>
+        <w:pStyle w:val="Heading2"/>
         <w:ind w:left="0" w:right="0" w:firstLine="0"/>
         <w:jc w:val="center"/>
       </w:pPr>
       <w:r>
-        <w:t>The Chicken-and-Egg Problem</w:t>
+        <w:t>Everything Needs Everything Else</w:t>
       </w:r>
     </w:p>
     <w:p>
@@ -860,15 +850,75 @@
         <w:br/>
         <w:t>No single piece is impossible, but getting them all working together before evolution can fine-tune them is the hard part.</w:t>
       </w:r>
+      <w:r>
+        <w:br/>
+        <w:br/>
+        <w:t>Life is not just a chemical reaction that keeps running.</w:t>
+      </w:r>
+      <w:r>
+        <w:br/>
+        <w:br/>
+        <w:t>It is a system that holds onto information.</w:t>
+      </w:r>
+      <w:r>
+        <w:br/>
+        <w:br/>
+        <w:t>DNA is an extraordinary molecule for storing that information.</w:t>
+      </w:r>
+      <w:r>
+        <w:br/>
+        <w:br/>
+        <w:t>RNA can store sequence information too, and speed up reactions besides.</w:t>
+      </w:r>
+      <w:r>
+        <w:br/>
+        <w:br/>
+        <w:t>But the first information-carrying system never got billions of years of evolution to refine it, the way DNA has.</w:t>
+      </w:r>
+      <w:r>
+        <w:br/>
+        <w:br/>
+        <w:t>That is a much harder problem than simply making organic molecules, which turn out to be everywhere.</w:t>
+      </w:r>
+      <w:r>
+        <w:br/>
+        <w:br/>
+        <w:t>Heritable organization, information that can be copied and passed on reliably, is the hard part.</w:t>
+      </w:r>
+      <w:r>
+        <w:br/>
+        <w:br/>
+        <w:t>Or picture two primitive molecules.</w:t>
+      </w:r>
+      <w:r>
+        <w:br/>
+        <w:br/>
+        <w:t>Molecule A helps build molecule B, and B helps build A.</w:t>
+      </w:r>
+      <w:r>
+        <w:br/>
+        <w:br/>
+        <w:t>Together, they thrive; apart, they fail.</w:t>
+      </w:r>
+      <w:r>
+        <w:br/>
+        <w:br/>
+        <w:t>But selection can also favor selfish molecules that exploit the arrangement without contributing back, just as Spiegelman's shrinking RNA did.</w:t>
+      </w:r>
+      <w:r>
+        <w:br/>
+        <w:br/>
+        <w:t>This is why research increasingly looks at networks of cooperating molecules, rather than one magical molecule that suddenly became alive.</w:t>
+      </w:r>
     </w:p>
     <w:p>
       <w:pPr>
-        <w:pStyle w:val="Heading1"/>
+        <w:pStyle w:val="Heading2"/>
         <w:ind w:left="0" w:right="0" w:firstLine="0"/>
         <w:jc w:val="center"/>
       </w:pPr>
       <w:r>
-        <w:t>The Replication Problem</w:t>
+        <w:t>The Threshold That Mattered</w:t>
       </w:r>
     </w:p>
     <w:p>
@@ -877,309 +927,6 @@
         <w:jc w:val="center"/>
       </w:pPr>
       <w:r>
-        <w:t>Even RNA does not magically solve the copying problem.</w:t>
-      </w:r>
-      <w:r>
-        <w:br/>
-        <w:br/>
-        <w:t>A primitive RNA molecule needs a way to build a new one from itself as a template.</w:t>
-      </w:r>
-      <w:r>
-        <w:br/>
-        <w:br/>
-        <w:t>Modern biology handles this with sophisticated enzymes.</w:t>
-      </w:r>
-      <w:r>
-        <w:br/>
-        <w:br/>
-        <w:t>The prebiotic world, the chemistry that existed before life did, had none of those yet.</w:t>
-      </w:r>
-      <w:r>
-        <w:br/>
-        <w:br/>
-        <w:t xml:space="preserve">Researchers have made progress with enzyme-free copying and with </w:t>
-      </w:r>
-      <w:r>
-        <w:rPr>
-          <w:b/>
-        </w:rPr>
-        <w:t>ribozymes</w:t>
-      </w:r>
-      <w:r>
-        <w:t>, RNA molecules that act like enzymes.</w:t>
-      </w:r>
-      <w:r>
-        <w:br/>
-        <w:br/>
-        <w:t>But building a robust, general, self-copying system under realistic conditions remains a major open challenge.</w:t>
-      </w:r>
-    </w:p>
-    <w:p>
-      <w:pPr>
-        <w:pStyle w:val="Heading1"/>
-        <w:ind w:left="0" w:right="0" w:firstLine="0"/>
-        <w:jc w:val="center"/>
-      </w:pPr>
-      <w:r>
-        <w:t>The Parasite Problem</w:t>
-      </w:r>
-    </w:p>
-    <w:p>
-      <w:pPr>
-        <w:ind w:left="0" w:right="0" w:firstLine="0"/>
-        <w:jc w:val="center"/>
-      </w:pPr>
-      <w:r>
-        <w:t>Suppose you finally have a molecule that copies itself and it works.</w:t>
-      </w:r>
-      <w:r>
-        <w:br/>
-        <w:br/>
-        <w:t>But evolution immediately hands you a new problem.</w:t>
-      </w:r>
-      <w:r>
-        <w:br/>
-        <w:br/>
-        <w:t>What if a shorter molecule gets copied by the machinery the original built, without doing any of the work?</w:t>
-      </w:r>
-      <w:r>
-        <w:br/>
-        <w:br/>
-        <w:t>That is a molecular parasite.</w:t>
-      </w:r>
-      <w:r>
-        <w:br/>
-        <w:br/>
-        <w:t>It rewards whatever reproduces the most, full stop.</w:t>
-      </w:r>
-      <w:r>
-        <w:br/>
-        <w:br/>
-        <w:t>Keeping molecules together in a compartment can help, by separating cooperators from competitors.</w:t>
-      </w:r>
-      <w:r>
-        <w:br/>
-        <w:br/>
-        <w:t>So a membrane may matter not just as a container, but as what makes cooperation possible.</w:t>
-      </w:r>
-    </w:p>
-    <w:p>
-      <w:pPr>
-        <w:pStyle w:val="Heading1"/>
-        <w:ind w:left="0" w:right="0" w:firstLine="0"/>
-        <w:jc w:val="center"/>
-      </w:pPr>
-      <w:r>
-        <w:t>The Energy Problem</w:t>
-      </w:r>
-    </w:p>
-    <w:p>
-      <w:pPr>
-        <w:ind w:left="0" w:right="0" w:firstLine="0"/>
-        <w:jc w:val="center"/>
-      </w:pPr>
-      <w:r>
-        <w:t>A living system never just sits quietly at rest.</w:t>
-      </w:r>
-      <w:r>
-        <w:br/>
-        <w:br/>
-        <w:t>It takes in energy and spends it building structures, driving reactions, and reproducing.</w:t>
-      </w:r>
-      <w:r>
-        <w:br/>
-        <w:br/>
-        <w:t>So the origin of life needed some source of energy.</w:t>
-      </w:r>
-      <w:r>
-        <w:br/>
-        <w:br/>
-        <w:t>Sunlight and chemical gradients are two possibilities.</w:t>
-      </w:r>
-      <w:r>
-        <w:br/>
-        <w:br/>
-        <w:t>Hydrothermal vents offer several of their own.</w:t>
-      </w:r>
-      <w:r>
-        <w:br/>
-        <w:br/>
-        <w:t>Even wet-dry cycles, puddles that dry out and refill, can drive reactions by concentrating and diluting molecules.</w:t>
-      </w:r>
-      <w:r>
-        <w:br/>
-        <w:br/>
-        <w:t>There is no single accepted energy source here.</w:t>
-      </w:r>
-      <w:r>
-        <w:br/>
-        <w:br/>
-        <w:t>Different scenarios lean on different environments.</w:t>
-      </w:r>
-    </w:p>
-    <w:p>
-      <w:pPr>
-        <w:pStyle w:val="Heading1"/>
-        <w:ind w:left="0" w:right="0" w:firstLine="0"/>
-        <w:jc w:val="center"/>
-      </w:pPr>
-      <w:r>
-        <w:t>The Dilution Problem</w:t>
-      </w:r>
-    </w:p>
-    <w:p>
-      <w:pPr>
-        <w:ind w:left="0" w:right="0" w:firstLine="0"/>
-        <w:jc w:val="center"/>
-      </w:pPr>
-      <w:r>
-        <w:t>Imagine dropping one teaspoon of sugar into the Pacific Ocean, the largest ocean on Earth.</w:t>
-      </w:r>
-      <w:r>
-        <w:br/>
-        <w:br/>
-        <w:t>Good luck ever finding it again.</w:t>
-      </w:r>
-      <w:r>
-        <w:br/>
-        <w:br/>
-        <w:t>Prebiotic chemistry runs into a similar problem.</w:t>
-      </w:r>
-      <w:r>
-        <w:br/>
-        <w:br/>
-        <w:t>Many useful reactions only happen at high enough concentrations.</w:t>
-      </w:r>
-      <w:r>
-        <w:br/>
-        <w:br/>
-        <w:t>The early Earth was probably not one giant warm pond with exactly the right ingredients in the right amounts.</w:t>
-      </w:r>
-      <w:r>
-        <w:br/>
-        <w:br/>
-        <w:t>So researchers look for environments that concentrate molecules: mineral surfaces, tiny rock pores, ice, evaporating pools, wet-dry cycles, hydrothermal structures.</w:t>
-      </w:r>
-      <w:r>
-        <w:br/>
-        <w:br/>
-        <w:t>The environment itself may have been part of the chemistry.</w:t>
-      </w:r>
-    </w:p>
-    <w:p>
-      <w:pPr>
-        <w:pStyle w:val="Heading1"/>
-        <w:ind w:left="0" w:right="0" w:firstLine="0"/>
-        <w:jc w:val="center"/>
-      </w:pPr>
-      <w:r>
-        <w:t>The Information Problem</w:t>
-      </w:r>
-    </w:p>
-    <w:p>
-      <w:pPr>
-        <w:ind w:left="0" w:right="0" w:firstLine="0"/>
-        <w:jc w:val="center"/>
-      </w:pPr>
-      <w:r>
-        <w:t>Life is not just a chemical reaction that keeps running.</w:t>
-      </w:r>
-      <w:r>
-        <w:br/>
-        <w:br/>
-        <w:t>It is a system that holds onto information.</w:t>
-      </w:r>
-      <w:r>
-        <w:br/>
-        <w:br/>
-        <w:t>DNA is an extraordinary molecule for storing that information.</w:t>
-      </w:r>
-      <w:r>
-        <w:br/>
-        <w:br/>
-        <w:t>RNA can store sequence information too, and speed up reactions besides.</w:t>
-      </w:r>
-      <w:r>
-        <w:br/>
-        <w:br/>
-        <w:t>But the first information-carrying system never got billions of years of evolution to refine it, the way DNA has.</w:t>
-      </w:r>
-      <w:r>
-        <w:br/>
-        <w:br/>
-        <w:t>That is a much harder problem than simply making organic molecules, which turn out to be everywhere.</w:t>
-      </w:r>
-      <w:r>
-        <w:br/>
-        <w:br/>
-        <w:t>Heritable organization, information that can be copied and passed on reliably, is the hard part.</w:t>
-      </w:r>
-    </w:p>
-    <w:p>
-      <w:pPr>
-        <w:pStyle w:val="Heading1"/>
-        <w:ind w:left="0" w:right="0" w:firstLine="0"/>
-        <w:jc w:val="center"/>
-      </w:pPr>
-      <w:r>
-        <w:t>The Cooperation Problem</w:t>
-      </w:r>
-    </w:p>
-    <w:p>
-      <w:pPr>
-        <w:ind w:left="0" w:right="0" w:firstLine="0"/>
-        <w:jc w:val="center"/>
-      </w:pPr>
-      <w:r>
-        <w:t>Picture two primitive molecules.</w:t>
-      </w:r>
-      <w:r>
-        <w:br/>
-        <w:br/>
-        <w:t>Molecule A helps build molecule B, and B helps build A.</w:t>
-      </w:r>
-      <w:r>
-        <w:br/>
-        <w:br/>
-        <w:t>Together, they thrive; apart, they fail.</w:t>
-      </w:r>
-      <w:r>
-        <w:br/>
-        <w:br/>
-        <w:t>But selection can also favor selfish molecules that exploit the arrangement without contributing back.</w:t>
-      </w:r>
-      <w:r>
-        <w:br/>
-        <w:br/>
-        <w:t>Keeping molecules compartmentalized can help, by keeping useful combinations in one place.</w:t>
-      </w:r>
-      <w:r>
-        <w:br/>
-        <w:br/>
-        <w:t>This is why research increasingly looks at networks of cooperating molecules, rather than one magical molecule that suddenly became alive.</w:t>
-      </w:r>
-    </w:p>
-    <w:p>
-      <w:pPr>
-        <w:pStyle w:val="Heading1"/>
-        <w:ind w:left="0" w:right="0" w:firstLine="0"/>
-        <w:jc w:val="center"/>
-      </w:pPr>
-      <w:r>
-        <w:t>Maybe There Was No Single Origin Story</w:t>
-      </w:r>
-    </w:p>
-    <w:p>
-      <w:pPr>
-        <w:ind w:left="0" w:right="0" w:firstLine="0"/>
-        <w:jc w:val="center"/>
-      </w:pPr>
-      <w:r>
-        <w:t>This may be the most important possibility.</w:t>
-      </w:r>
-      <w:r>
-        <w:br/>
-        <w:br/>
         <w:t>Maybe life did not begin through one clean mechanism.</w:t>
       </w:r>
       <w:r>
@@ -1222,23 +969,9 @@
         <w:br/>
         <w:t>The origin of life may have been an assembly of many small pieces, not one miraculous event.</w:t>
       </w:r>
-    </w:p>
-    <w:p>
-      <w:pPr>
-        <w:pStyle w:val="Heading1"/>
-        <w:ind w:left="0" w:right="0" w:firstLine="0"/>
-        <w:jc w:val="center"/>
-      </w:pPr>
       <w:r>
-        <w:t>The Transition to Darwinian Evolution</w:t>
-      </w:r>
-    </w:p>
-    <w:p>
-      <w:pPr>
-        <w:ind w:left="0" w:right="0" w:firstLine="0"/>
-        <w:jc w:val="center"/>
-      </w:pPr>
-      <w:r>
+        <w:br/>
+        <w:br/>
         <w:t>At some point, something extraordinary happened.</w:t>
       </w:r>
       <w:r>
@@ -1281,23 +1014,9 @@
         <w:br/>
         <w:t>It needed to become capable of evolving.</w:t>
       </w:r>
-    </w:p>
-    <w:p>
-      <w:pPr>
-        <w:pStyle w:val="Heading1"/>
-        <w:ind w:left="0" w:right="0" w:firstLine="0"/>
-        <w:jc w:val="center"/>
-      </w:pPr>
       <w:r>
-        <w:t>The First Cell May Have Been Shockingly Simple</w:t>
-      </w:r>
-    </w:p>
-    <w:p>
-      <w:pPr>
-        <w:ind w:left="0" w:right="0" w:firstLine="0"/>
-        <w:jc w:val="center"/>
-      </w:pPr>
-      <w:r>
+        <w:br/>
+        <w:br/>
         <w:t>The first evolving system may have looked nothing like a modern bacterium.</w:t>
       </w:r>
       <w:r>
@@ -1338,12 +1057,12 @@
     </w:p>
     <w:p>
       <w:pPr>
-        <w:pStyle w:val="Heading1"/>
+        <w:pStyle w:val="Heading2"/>
         <w:ind w:left="0" w:right="0" w:firstLine="0"/>
         <w:jc w:val="center"/>
       </w:pPr>
       <w:r>
-        <w:t>Why We Still Do Not Know</w:t>
+        <w:t>What We Know, and What We Do Not</w:t>
       </w:r>
     </w:p>
     <w:p>
@@ -1414,24 +1133,10 @@
         <w:br/>
         <w:t>It is building a believable, continuous path from ordinary rock-and-water chemistry to a population of evolving protocells.</w:t>
       </w:r>
-    </w:p>
-    <w:p>
-      <w:pPr>
-        <w:pStyle w:val="Heading1"/>
-        <w:ind w:left="0" w:right="0" w:firstLine="0"/>
-        <w:jc w:val="center"/>
-      </w:pPr>
       <w:r>
-        <w:t>What We Have Learned Anyway</w:t>
-      </w:r>
-    </w:p>
-    <w:p>
-      <w:pPr>
-        <w:ind w:left="0" w:right="0" w:firstLine="0"/>
-        <w:jc w:val="center"/>
-      </w:pPr>
-      <w:r>
-        <w:t>Not solving it does not mean we know nothing.</w:t>
+        <w:br/>
+        <w:br/>
+        <w:t>Not solving the puzzle does not mean we know nothing.</w:t>
       </w:r>
       <w:r>
         <w:br/>
@@ -1458,23 +1163,9 @@
         <w:br/>
         <w:t>What we do not know is how these separate pieces became one self-sustaining, evolving process.</w:t>
       </w:r>
-    </w:p>
-    <w:p>
-      <w:pPr>
-        <w:pStyle w:val="Heading1"/>
-        <w:ind w:left="0" w:right="0" w:firstLine="0"/>
-        <w:jc w:val="center"/>
-      </w:pPr>
       <w:r>
-        <w:t>And This Is Where Quantum Biology May Enter</w:t>
-      </w:r>
-    </w:p>
-    <w:p>
-      <w:pPr>
-        <w:ind w:left="0" w:right="0" w:firstLine="0"/>
-        <w:jc w:val="center"/>
-      </w:pPr>
-      <w:r>
+        <w:br/>
+        <w:br/>
         <w:t>Chapter 2, which looked at the quantum rules hiding inside ordinary chemistry, asked whether life can put quantum mechanics to work.</w:t>
       </w:r>
       <w:r>
@@ -1505,7 +1196,7 @@
     </w:p>
     <w:p>
       <w:pPr>
-        <w:pStyle w:val="Heading1"/>
+        <w:pStyle w:val="Heading2"/>
         <w:ind w:left="0" w:right="0" w:firstLine="0"/>
         <w:jc w:val="center"/>
       </w:pPr>
@@ -2044,16 +1735,17 @@
     <w:pPr>
       <w:keepNext/>
       <w:keepLines/>
-      <w:spacing w:before="200" w:after="0"/>
+      <w:spacing w:before="480" w:after="0"/>
+      <w:jc w:val="center"/>
       <w:outlineLvl w:val="1"/>
     </w:pPr>
     <w:rPr>
-      <w:rFonts w:asciiTheme="majorHAnsi" w:eastAsiaTheme="majorEastAsia" w:hAnsiTheme="majorHAnsi" w:cstheme="majorBidi"/>
+      <w:rFonts w:ascii="Amazon Ember" w:hAnsi="Amazon Ember" w:cs="Amazon Ember"/>
       <w:b/>
       <w:bCs/>
-      <w:color w:val="4F81BD" w:themeColor="accent1"/>
-      <w:sz w:val="26"/>
-      <w:szCs w:val="26"/>
+      <w:color w:val="0000FF"/>
+      <w:sz w:val="36"/>
+      <w:szCs w:val="36"/>
     </w:rPr>
   </w:style>
   <w:style w:type="paragraph" w:styleId="Heading3">
@@ -2261,12 +1953,12 @@
     <w:uiPriority w:val="9"/>
     <w:rsid w:val="00FC693F"/>
     <w:rPr>
-      <w:rFonts w:asciiTheme="majorHAnsi" w:eastAsiaTheme="majorEastAsia" w:hAnsiTheme="majorHAnsi" w:cstheme="majorBidi"/>
+      <w:rFonts w:ascii="Amazon Ember" w:hAnsi="Amazon Ember" w:cs="Amazon Ember"/>
       <w:b/>
       <w:bCs/>
-      <w:color w:val="365F91" w:themeColor="accent1" w:themeShade="BF"/>
-      <w:sz w:val="28"/>
-      <w:szCs w:val="28"/>
+      <w:color w:val="0000FF"/>
+      <w:sz w:val="36"/>
+      <w:szCs w:val="36"/>
     </w:rPr>
   </w:style>
   <w:style w:type="character" w:customStyle="1" w:styleId="Heading2Char">
@@ -2276,12 +1968,12 @@
     <w:uiPriority w:val="9"/>
     <w:rsid w:val="00FC693F"/>
     <w:rPr>
-      <w:rFonts w:asciiTheme="majorHAnsi" w:eastAsiaTheme="majorEastAsia" w:hAnsiTheme="majorHAnsi" w:cstheme="majorBidi"/>
+      <w:rFonts w:ascii="Amazon Ember" w:hAnsi="Amazon Ember" w:cs="Amazon Ember"/>
       <w:b/>
       <w:bCs/>
-      <w:color w:val="4F81BD" w:themeColor="accent1"/>
-      <w:sz w:val="26"/>
-      <w:szCs w:val="26"/>
+      <w:color w:val="0000FF"/>
+      <w:sz w:val="36"/>
+      <w:szCs w:val="36"/>
     </w:rPr>
   </w:style>
   <w:style w:type="character" w:customStyle="1" w:styleId="Heading3Char">
@@ -13646,6 +13338,46 @@
         <w:shd w:val="clear" w:color="auto" w:fill="FBCAA2" w:themeFill="accent6" w:themeFillTint="7F"/>
       </w:tcPr>
     </w:tblStylePr>
+  </w:style>
+  <w:style w:type="paragraph" w:customStyle="1" w:styleId="ChapterLabel">
+    <w:name w:val="Chapter Label"/>
+    <w:basedOn w:val="Normal"/>
+    <w:next w:val="Normal"/>
+    <w:qFormat/>
+    <w:pPr>
+      <w:keepNext/>
+      <w:keepLines/>
+      <w:spacing w:before="480" w:after="0"/>
+      <w:jc w:val="center"/>
+    </w:pPr>
+    <w:rPr>
+      <w:rFonts w:ascii="Amazon Ember" w:hAnsi="Amazon Ember" w:cs="Amazon Ember"/>
+      <w:b/>
+      <w:bCs/>
+      <w:color w:val="0000FF"/>
+      <w:sz w:val="36"/>
+      <w:szCs w:val="36"/>
+    </w:rPr>
+  </w:style>
+  <w:style w:type="paragraph" w:customStyle="1" w:styleId="PartTitle">
+    <w:name w:val="Part Title"/>
+    <w:basedOn w:val="Normal"/>
+    <w:next w:val="Normal"/>
+    <w:qFormat/>
+    <w:pPr>
+      <w:keepNext/>
+      <w:keepLines/>
+      <w:spacing w:before="480" w:after="0"/>
+      <w:jc w:val="center"/>
+    </w:pPr>
+    <w:rPr>
+      <w:rFonts w:ascii="Amazon Ember" w:hAnsi="Amazon Ember" w:cs="Amazon Ember"/>
+      <w:b/>
+      <w:bCs/>
+      <w:color w:val="0000FF"/>
+      <w:sz w:val="36"/>
+      <w:szCs w:val="36"/>
+    </w:rPr>
   </w:style>
 </w:styles>
 </file>

--- a/Evolution/chapters/03 - How Could Life Have Started - Clay Vents RNA and Protocells.docx
+++ b/Evolution/chapters/03 - How Could Life Have Started - Clay Vents RNA and Protocells.docx
@@ -9,7 +9,7 @@
         <w:jc w:val="center"/>
       </w:pPr>
       <w:r>
-        <w:t>Life: Science for Everyone</w:t>
+        <w:t>Life: Evolution</w:t>
       </w:r>
     </w:p>
     <w:p>
